--- a/templates/carrier-order/order-hy.docx
+++ b/templates/carrier-order/order-hy.docx
@@ -3133,7 +3133,7 @@
     <w:r>
       <w:drawing>
         <wp:inline xmlns:a="http://schemas.openxmlformats.org/drawingml/2006/main" xmlns:pic="http://schemas.openxmlformats.org/drawingml/2006/picture">
-          <wp:extent cx="868680" cy="271462"/>
+          <wp:extent cx="1129284" cy="352901"/>
           <wp:docPr id="1" name="Picture 1"/>
           <wp:cNvGraphicFramePr>
             <a:graphicFrameLocks noChangeAspect="1"/>
@@ -3154,7 +3154,7 @@
                 <pic:spPr>
                   <a:xfrm>
                     <a:off x="0" y="0"/>
-                    <a:ext cx="868680" cy="271462"/>
+                    <a:ext cx="1129284" cy="352901"/>
                   </a:xfrm>
                   <a:prstGeom prst="rect"/>
                 </pic:spPr>
@@ -3188,16 +3188,20 @@
         <w:insideH w:val="none" w:sz="0" w:space="0" w:color="auto"/>
         <w:insideV w:val="none" w:sz="0" w:space="0" w:color="auto"/>
       </w:tblBorders>
+      <w:tblCellMar>
+        <w:left w:type="dxa" w:w="0"/>
+        <w:right w:type="dxa" w:w="0"/>
+      </w:tblCellMar>
     </w:tblPr>
     <w:tblGrid>
-      <w:gridCol w:w="3515"/>
-      <w:gridCol w:w="1701"/>
-      <w:gridCol w:w="4422"/>
+      <w:gridCol w:w="3315"/>
+      <w:gridCol w:w="2220"/>
+      <w:gridCol w:w="4103"/>
     </w:tblGrid>
     <w:tr>
       <w:tc>
         <w:tcPr>
-          <w:tcW w:type="dxa" w:w="3515"/>
+          <w:tcW w:type="dxa" w:w="3315"/>
           <w:vAlign w:val="top"/>
         </w:tcPr>
         <w:p>
@@ -3296,7 +3300,7 @@
       </w:tc>
       <w:tc>
         <w:tcPr>
-          <w:tcW w:type="dxa" w:w="1701"/>
+          <w:tcW w:type="dxa" w:w="2220"/>
           <w:vAlign w:val="top"/>
         </w:tcPr>
         <w:p>
@@ -3307,7 +3311,7 @@
           <w:r>
             <w:drawing>
               <wp:inline xmlns:a="http://schemas.openxmlformats.org/drawingml/2006/main" xmlns:pic="http://schemas.openxmlformats.org/drawingml/2006/picture">
-                <wp:extent cx="1007999" cy="315000"/>
+                <wp:extent cx="1310400" cy="409500"/>
                 <wp:docPr id="1" name="Picture 1"/>
                 <wp:cNvGraphicFramePr>
                   <a:graphicFrameLocks noChangeAspect="1"/>
@@ -3328,7 +3332,7 @@
                       <pic:spPr>
                         <a:xfrm>
                           <a:off x="0" y="0"/>
-                          <a:ext cx="1007999" cy="315000"/>
+                          <a:ext cx="1310400" cy="409500"/>
                         </a:xfrm>
                         <a:prstGeom prst="rect"/>
                       </pic:spPr>
@@ -3351,13 +3355,13 @@
               <w:color w:val="1B1D21"/>
               <w:sz w:val="15"/>
             </w:rPr>
-            <w:t>«ԼԵՎ ԸՆԴ ԱՎ» ՍՊԸ (LEV&amp;AV LLC)</w:t>
+            <w:t>«ԼԵՎ ԸՆԴ ԱՎ» ՍՊԸ (LEV&amp;AV LLC)</w:t>
           </w:r>
         </w:p>
       </w:tc>
       <w:tc>
         <w:tcPr>
-          <w:tcW w:type="dxa" w:w="4422"/>
+          <w:tcW w:type="dxa" w:w="4103"/>
           <w:vAlign w:val="top"/>
         </w:tcPr>
         <w:p>
